--- a/ryan-resume-dev/eng_only/Ryan_Hickey_Resume_eng-only_v2.4.docx
+++ b/ryan-resume-dev/eng_only/Ryan_Hickey_Resume_eng-only_v2.4.docx
@@ -744,7 +744,7 @@
         <w:pStyle w:val="WPBody"/>
       </w:pPr>
       <w:r>
-        <w:t>An offline, cross-platform desktop-class web application — TypeScript and React over a Python analysis engine, shipping double-clickable installers for Windows and macOS with no terminal required. Parses a proprietary XML catalog format strictly read-only and reconciles it against third-party API exports through years of accumulated name-normalization and fuzzy-matching heuristics, with compound filtering and a structured editor over the result. Now at v3.0.3 after three issue-driven fix rounds; it replaces a Python/Excel-VBA prototype used professionally for years.</w:t>
+        <w:t>An offline, cross-platform desktop-class web application — TypeScript and React over a Python analysis engine, shipping double-clickable installers for Windows and macOS with no terminal required. Parses a proprietary XML catalog format strictly read-only and reconciles it against third-party API exports through years of accumulated name-normalization and fuzzy-matching heuristics, with compound filtering and a structured editor over the result. Now at v3.0.4 after four issue-driven fix rounds; it replaces a Python/Excel-VBA prototype used professionally for years.</w:t>
       </w:r>
     </w:p>
     <w:p>

--- a/ryan-resume-dev/eng_only/Ryan_Hickey_Resume_eng-only_v2.4.docx
+++ b/ryan-resume-dev/eng_only/Ryan_Hickey_Resume_eng-only_v2.4.docx
@@ -26,7 +26,7 @@
         </w:pBdr>
       </w:pPr>
       <w:r>
-        <w:t>ryan@wolfstrategyllc.com · linkedin.com/in/ryan-hickey-626b2798 · github.com/wolfpackdata · San Francisco Bay Area</w:t>
+        <w:t>ryan@wolfstrategyllc.com · linkedin.com/in/workwithryan · github.com/wolfpackdata · San Francisco Bay Area</w:t>
       </w:r>
     </w:p>
     <w:p>

--- a/ryan-resume-dev/eng_only/Ryan_Hickey_Resume_eng-only_v2.4.docx
+++ b/ryan-resume-dev/eng_only/Ryan_Hickey_Resume_eng-only_v2.4.docx
@@ -199,7 +199,7 @@
               <w:pStyle w:val="WPSkillList"/>
             </w:pPr>
             <w:r>
-              <w:t>Technical Project Leadership · Scope Definition &amp; SOW Process · Notion API &amp; Databases · Cross-Functional Team Management · Vendor &amp; Partner Management · Strategic Planning · Operational Scaling</w:t>
+              <w:t>Technical Project Leadership · Scope Definition &amp; SOW Process · Notion API &amp; Databases · Cross-Functional Team Management · Vendor &amp; Partner Management · Strategic Planning · Operational Scaling · Shopify Plus</w:t>
             </w:r>
           </w:p>
         </w:tc>
@@ -467,6 +467,22 @@
       </w:r>
       <w:r>
         <w:t>Wrote the company’s proprietary pricing and inventory algorithms in Python and SQL — the systems behind how the catalog was priced and how inventory was bought and held.</w:t>
+      </w:r>
+    </w:p>
+    <w:p>
+      <w:pPr>
+        <w:pStyle w:val="WPBullet"/>
+        <w:keepLines/>
+      </w:pPr>
+      <w:r>
+        <w:rPr>
+          <w:color w:val="6B7186"/>
+        </w:rPr>
+        <w:t>▸</w:t>
+        <w:tab/>
+      </w:r>
+      <w:r>
+        <w:t>Ran the company’s Shopify Plus storefront for 10+ years: commerce platform, dynamic pricing, automated inventory, and fulfillment systems on a custom tech stack (Matrixify, Rithum, GCP, SendGrid).</w:t>
       </w:r>
     </w:p>
     <w:p>

--- a/ryan-resume-dev/eng_only/Ryan_Hickey_Resume_eng-only_v2.4.docx
+++ b/ryan-resume-dev/eng_only/Ryan_Hickey_Resume_eng-only_v2.4.docx
@@ -15,7 +15,7 @@
         <w:pStyle w:val="WPATSRole"/>
       </w:pPr>
       <w:r>
-        <w:t>AI Engineer · Data &amp; AI Systems Architect · COO · Technical Operator</w:t>
+        <w:t>Applied AI Engineer · Data &amp; AI Systems Architect · COO · Technical Operator</w:t>
       </w:r>
     </w:p>
     <w:p>
@@ -46,7 +46,7 @@
         <w:pStyle w:val="WPBody"/>
       </w:pPr>
       <w:r>
-        <w:t>AI engineer, data scientist, software developer, and technology operator with 20+ years of coding experience and 17 years leading technology, analytics, and operational initiatives. Combines deep expertise in software architecture, Python development, SQL, cloud analytics, financial modeling, automation, and systems design with modern AI development workflows using Claude Code, OpenAI Codex, ChatGPT, and GitHub Copilot.</w:t>
+        <w:t>Applied AI engineer, data scientist, software developer, and technology operator with 20+ years of coding experience and 17 years leading technology, analytics, and operational initiatives. Combines deep expertise in software architecture, Python development, SQL, cloud analytics, financial modeling, automation, and systems design with modern AI development workflows using Claude Code, OpenAI Codex, ChatGPT, and GitHub Copilot.</w:t>
       </w:r>
     </w:p>
     <w:p>

--- a/ryan-resume-dev/eng_only/Ryan_Hickey_Resume_eng-only_v2.4.docx
+++ b/ryan-resume-dev/eng_only/Ryan_Hickey_Resume_eng-only_v2.4.docx
@@ -15,7 +15,7 @@
         <w:pStyle w:val="WPATSRole"/>
       </w:pPr>
       <w:r>
-        <w:t>Applied AI Engineer · Data &amp; AI Systems Architect · COO · Technical Operator</w:t>
+        <w:t>Applied AI Engineer · Data Engineer · COO · Technical Operator</w:t>
       </w:r>
     </w:p>
     <w:p>

--- a/ryan-resume-dev/eng_only/Ryan_Hickey_Resume_eng-only_v2.4.docx
+++ b/ryan-resume-dev/eng_only/Ryan_Hickey_Resume_eng-only_v2.4.docx
@@ -15,7 +15,7 @@
         <w:pStyle w:val="WPATSRole"/>
       </w:pPr>
       <w:r>
-        <w:t>Applied AI Engineer · Data Engineer · COO · Technical Operator</w:t>
+        <w:t>AI Engineer · Data &amp; AI Systems Architect · COO · Technical Operator</w:t>
       </w:r>
     </w:p>
     <w:p>
@@ -26,7 +26,7 @@
         </w:pBdr>
       </w:pPr>
       <w:r>
-        <w:t>ryan@wolfstrategyllc.com · linkedin.com/in/workwithryan · github.com/wolfpackdata · San Francisco Bay Area</w:t>
+        <w:t>ryan@wolfstrategyllc.com · linkedin.com/in/ryan-hickey-626b2798 · github.com/wolfpackdata · San Francisco Bay Area</w:t>
       </w:r>
     </w:p>
     <w:p>
@@ -46,7 +46,7 @@
         <w:pStyle w:val="WPBody"/>
       </w:pPr>
       <w:r>
-        <w:t>Applied AI engineer, data scientist, software developer, and technology operator with 20+ years of coding experience and 17 years leading technology, analytics, and operational initiatives. Combines deep expertise in software architecture, Python development, SQL, cloud analytics, financial modeling, automation, and systems design with modern AI development workflows using Claude Code, OpenAI Codex, ChatGPT, and GitHub Copilot.</w:t>
+        <w:t>AI engineer, data scientist, software developer, and technology operator with 20+ years of coding experience and 17 years leading technology, analytics, and operational initiatives. Combines deep expertise in software architecture, Python development, SQL, cloud analytics, financial modeling, automation, and systems design with modern AI development workflows using Claude Code, OpenAI Codex, ChatGPT, and GitHub Copilot.</w:t>
       </w:r>
     </w:p>
     <w:p>
@@ -199,7 +199,7 @@
               <w:pStyle w:val="WPSkillList"/>
             </w:pPr>
             <w:r>
-              <w:t>Technical Project Leadership · Scope Definition &amp; SOW Process · Notion API &amp; Databases · Cross-Functional Team Management · Vendor &amp; Partner Management · Strategic Planning · Operational Scaling · Shopify Plus</w:t>
+              <w:t>Technical Project Leadership · Scope Definition &amp; SOW Process · Notion API &amp; Databases · Cross-Functional Team Management · Vendor &amp; Partner Management · Strategic Planning · Operational Scaling</w:t>
             </w:r>
           </w:p>
         </w:tc>
@@ -467,22 +467,6 @@
       </w:r>
       <w:r>
         <w:t>Wrote the company’s proprietary pricing and inventory algorithms in Python and SQL — the systems behind how the catalog was priced and how inventory was bought and held.</w:t>
-      </w:r>
-    </w:p>
-    <w:p>
-      <w:pPr>
-        <w:pStyle w:val="WPBullet"/>
-        <w:keepLines/>
-      </w:pPr>
-      <w:r>
-        <w:rPr>
-          <w:color w:val="6B7186"/>
-        </w:rPr>
-        <w:t>▸</w:t>
-        <w:tab/>
-      </w:r>
-      <w:r>
-        <w:t>Ran the company’s Shopify Plus storefront for 10+ years: commerce platform, dynamic pricing, automated inventory, and fulfillment systems on a custom tech stack (Matrixify, Rithum, GCP, SendGrid).</w:t>
       </w:r>
     </w:p>
     <w:p>
